--- a/public/uploads/swakelola/sppg/A. 5. DOKUMEN IDENTIFIKASI KEBUTUHAN DAN DASAR PEMILIHAN SWAKELOLA.docx
+++ b/public/uploads/swakelola/sppg/A. 5. DOKUMEN IDENTIFIKASI KEBUTUHAN DAN DASAR PEMILIHAN SWAKELOLA.docx
@@ -4,42 +4,47 @@
   <w:body>
     <w:p>
       <w:pPr>
-        <w:spacing w:before="0" w:after="40"/>
+        <w:spacing w:before="0" w:after="200" w:line="240" w:lineRule="auto"/>
         <w:jc w:val="center"/>
       </w:pPr>
       <w:r>
-        <w:rPr>
-          <w:rFonts w:ascii="Arial" w:hAnsi="Arial"/>
-          <w:b/>
-          <w:sz w:val="22"/>
-        </w:rPr>
-        <w:t>KEMENTERIAN PEKERJAAN UMUM</w:t>
-        <w:br/>
-        <w:t>DIREKTORAT JENDERAL PRASARANA STRATEGIS</w:t>
-        <w:br/>
-        <w:t>SATUAN KERJA PELAKSANAAN PRASARANA STRATEGIS RIAU</w:t>
-        <w:br/>
+        <w:drawing>
+          <wp:inline xmlns:a="http://schemas.openxmlformats.org/drawingml/2006/main" xmlns:pic="http://schemas.openxmlformats.org/drawingml/2006/picture">
+            <wp:extent cx="5940000" cy="876504"/>
+            <wp:docPr id="1" name="Picture 1"/>
+            <wp:cNvGraphicFramePr>
+              <a:graphicFrameLocks noChangeAspect="1"/>
+            </wp:cNvGraphicFramePr>
+            <a:graphic>
+              <a:graphicData uri="http://schemas.openxmlformats.org/drawingml/2006/picture">
+                <pic:pic>
+                  <pic:nvPicPr>
+                    <pic:cNvPr id="0" name="1775466518_6770018a33b3f91eebd0.png"/>
+                    <pic:cNvPicPr/>
+                  </pic:nvPicPr>
+                  <pic:blipFill>
+                    <a:blip r:embed="rId9"/>
+                    <a:stretch>
+                      <a:fillRect/>
+                    </a:stretch>
+                  </pic:blipFill>
+                  <pic:spPr>
+                    <a:xfrm>
+                      <a:off x="0" y="0"/>
+                      <a:ext cx="5940000" cy="876504"/>
+                    </a:xfrm>
+                    <a:prstGeom prst="rect"/>
+                  </pic:spPr>
+                </pic:pic>
+              </a:graphicData>
+            </a:graphic>
+          </wp:inline>
+        </w:drawing>
       </w:r>
     </w:p>
     <w:p>
       <w:pPr>
-        <w:spacing w:before="0" w:after="160"/>
-        <w:jc w:val="center"/>
-      </w:pPr>
-      <w:r>
-        <w:rPr>
-          <w:rFonts w:ascii="Arial" w:hAnsi="Arial"/>
-          <w:color w:val="787878"/>
-          <w:sz w:val="17"/>
-        </w:rPr>
-        <w:t>Jalan Bakti, Ruko Komplek Mutiara Asri Garden, Sidomulyo Timur, Marpoyan Damai, Pekanbaru</w:t>
-        <w:br/>
-        <w:t>—————————————————————————————————————————————————————————————————</w:t>
-      </w:r>
-    </w:p>
-    <w:p>
-      <w:pPr>
-        <w:spacing w:before="160" w:after="200"/>
+        <w:spacing w:before="40" w:after="40" w:line="276" w:lineRule="auto"/>
         <w:jc w:val="center"/>
       </w:pPr>
       <w:r>
@@ -49,45 +54,56 @@
           <w:sz w:val="23"/>
         </w:rPr>
         <w:t>DOKUMEN IDENTIFIKASI KEBUTUHAN DAN DASAR PEMILIHAN SWAKELOLA</w:t>
-        <w:br/>
       </w:r>
+    </w:p>
+    <w:p>
+      <w:pPr>
+        <w:spacing w:before="0" w:after="40" w:line="276" w:lineRule="auto"/>
+        <w:jc w:val="center"/>
+      </w:pPr>
       <w:r>
         <w:rPr>
           <w:rFonts w:ascii="Arial" w:hAnsi="Arial"/>
           <w:b/>
-          <w:sz w:val="23"/>
+          <w:sz w:val="22"/>
         </w:rPr>
-        <w:t>SERTA PERTIMBANGAN LAINNYA</w:t>
-        <w:br/>
+        <w:t>SERTA PERTIMBANGAN TEKNIS LAINNYA</w:t>
       </w:r>
+    </w:p>
+    <w:p>
+      <w:pPr>
+        <w:spacing w:before="0" w:after="40" w:line="276" w:lineRule="auto"/>
+        <w:jc w:val="center"/>
+      </w:pPr>
       <w:r>
         <w:rPr>
           <w:rFonts w:ascii="Arial" w:hAnsi="Arial"/>
           <w:b/>
-          <w:sz w:val="23"/>
+          <w:sz w:val="22"/>
         </w:rPr>
         <w:t>ADMINISTRASI KEGIATAN PEMBANGUNAN GEDUNG SPPG PROVINSI RIAU</w:t>
-        <w:br/>
       </w:r>
+    </w:p>
+    <w:p>
+      <w:pPr>
+        <w:spacing w:before="0" w:after="200" w:line="276" w:lineRule="auto"/>
+        <w:jc w:val="center"/>
+      </w:pPr>
       <w:r>
         <w:rPr>
           <w:rFonts w:ascii="Arial" w:hAnsi="Arial"/>
           <w:b/>
-          <w:sz w:val="23"/>
+          <w:sz w:val="22"/>
         </w:rPr>
-        <w:t>SATUAN KERJA PELAKSANAAN PRASARANA STRATEGIS RIAU</w:t>
-        <w:br/>
-      </w:r>
-      <w:r>
-        <w:rPr>
-          <w:rFonts w:ascii="Arial" w:hAnsi="Arial"/>
-          <w:b/>
-          <w:sz w:val="23"/>
-        </w:rPr>
-        <w:t>TAHUN ANGGARAN 2025</w:t>
+        <w:t>SATUAN KERJA PELAKSANAAN PRASANA STRATEGIS RIAU TA 2025</w:t>
       </w:r>
     </w:p>
     <w:p>
+      <w:pPr>
+        <w:keepNext/>
+        <w:spacing w:before="160" w:after="80"/>
+        <w:jc w:val="left"/>
+      </w:pPr>
       <w:r>
         <w:rPr>
           <w:rFonts w:ascii="Arial" w:hAnsi="Arial"/>
@@ -101,38 +117,91 @@
       <w:tblPr>
         <w:tblW w:type="auto" w:w="0"/>
         <w:jc w:val="center"/>
+        <w:tblLayout w:type="fixed"/>
         <w:tblLook w:firstColumn="1" w:firstRow="1" w:lastColumn="0" w:lastRow="0" w:noHBand="0" w:noVBand="1" w:val="04A0"/>
+        <w:tblBorders>
+          <w:top w:val="single" w:sz="4" w:space="0" w:color="444444"/>
+          <w:left w:val="single" w:sz="4" w:space="0" w:color="444444"/>
+          <w:bottom w:val="single" w:sz="4" w:space="0" w:color="444444"/>
+          <w:right w:val="single" w:sz="4" w:space="0" w:color="444444"/>
+          <w:insideH w:val="single" w:sz="4" w:space="0" w:color="444444"/>
+          <w:insideV w:val="single" w:sz="4" w:space="0" w:color="444444"/>
+        </w:tblBorders>
       </w:tblPr>
       <w:tblGrid>
-        <w:gridCol w:w="3168"/>
-        <w:gridCol w:w="6480"/>
+        <w:gridCol w:w="3118"/>
+        <w:gridCol w:w="3118"/>
+        <w:gridCol w:w="3118"/>
       </w:tblGrid>
       <w:tr>
         <w:tc>
           <w:tcPr>
-            <w:tcW w:type="dxa" w:w="4320"/>
-            <w:shd w:val="clear" w:color="auto" w:fill="F5F5F5"/>
+            <w:tcW w:type="dxa" w:w="2721"/>
+            <w:tcMar>
+              <w:top w:w="45" w:type="dxa"/>
+              <w:bottom w:w="45" w:type="dxa"/>
+              <w:left w:w="60" w:type="dxa"/>
+              <w:right w:w="60" w:type="dxa"/>
+            </w:tcMar>
           </w:tcPr>
           <w:p>
+            <w:pPr>
+              <w:spacing w:before="0" w:after="20" w:line="276" w:lineRule="auto"/>
+              <w:jc w:val="left"/>
+            </w:pPr>
             <w:r>
               <w:rPr>
                 <w:rFonts w:ascii="Arial" w:hAnsi="Arial"/>
                 <w:b/>
-                <w:sz w:val="19"/>
+                <w:sz w:val="20"/>
               </w:rPr>
-              <w:t>Kementerian/Lembaga</w:t>
+              <w:t>Kementerian / Lembaga</w:t>
             </w:r>
           </w:p>
         </w:tc>
         <w:tc>
           <w:tcPr>
-            <w:tcW w:type="dxa" w:w="4320"/>
+            <w:tcW w:type="dxa" w:w="255"/>
+            <w:tcMar>
+              <w:top w:w="45" w:type="dxa"/>
+              <w:bottom w:w="45" w:type="dxa"/>
+              <w:left w:w="60" w:type="dxa"/>
+              <w:right w:w="60" w:type="dxa"/>
+            </w:tcMar>
           </w:tcPr>
           <w:p>
+            <w:pPr>
+              <w:spacing w:before="0" w:after="20" w:line="276" w:lineRule="auto"/>
+              <w:jc w:val="center"/>
+            </w:pPr>
             <w:r>
               <w:rPr>
                 <w:rFonts w:ascii="Arial" w:hAnsi="Arial"/>
-                <w:sz w:val="19"/>
+                <w:sz w:val="20"/>
+              </w:rPr>
+              <w:t>:</w:t>
+            </w:r>
+          </w:p>
+        </w:tc>
+        <w:tc>
+          <w:tcPr>
+            <w:tcW w:type="dxa" w:w="6378"/>
+            <w:tcMar>
+              <w:top w:w="45" w:type="dxa"/>
+              <w:bottom w:w="45" w:type="dxa"/>
+              <w:left w:w="60" w:type="dxa"/>
+              <w:right w:w="60" w:type="dxa"/>
+            </w:tcMar>
+          </w:tcPr>
+          <w:p>
+            <w:pPr>
+              <w:spacing w:before="0" w:after="20" w:line="276" w:lineRule="auto"/>
+              <w:jc w:val="both"/>
+            </w:pPr>
+            <w:r>
+              <w:rPr>
+                <w:rFonts w:ascii="Arial" w:hAnsi="Arial"/>
+                <w:sz w:val="20"/>
               </w:rPr>
               <w:t>Kementerian Pekerjaan Umum</w:t>
             </w:r>
@@ -142,15 +211,24 @@
       <w:tr>
         <w:tc>
           <w:tcPr>
-            <w:tcW w:type="dxa" w:w="4320"/>
-            <w:shd w:val="clear" w:color="auto" w:fill="F5F5F5"/>
+            <w:tcW w:type="dxa" w:w="2721"/>
+            <w:tcMar>
+              <w:top w:w="45" w:type="dxa"/>
+              <w:bottom w:w="45" w:type="dxa"/>
+              <w:left w:w="60" w:type="dxa"/>
+              <w:right w:w="60" w:type="dxa"/>
+            </w:tcMar>
           </w:tcPr>
           <w:p>
+            <w:pPr>
+              <w:spacing w:before="0" w:after="20" w:line="276" w:lineRule="auto"/>
+              <w:jc w:val="left"/>
+            </w:pPr>
             <w:r>
               <w:rPr>
                 <w:rFonts w:ascii="Arial" w:hAnsi="Arial"/>
                 <w:b/>
-                <w:sz w:val="19"/>
+                <w:sz w:val="20"/>
               </w:rPr>
               <w:t>Unit Eselon I</w:t>
             </w:r>
@@ -158,13 +236,47 @@
         </w:tc>
         <w:tc>
           <w:tcPr>
-            <w:tcW w:type="dxa" w:w="4320"/>
+            <w:tcW w:type="dxa" w:w="255"/>
+            <w:tcMar>
+              <w:top w:w="45" w:type="dxa"/>
+              <w:bottom w:w="45" w:type="dxa"/>
+              <w:left w:w="60" w:type="dxa"/>
+              <w:right w:w="60" w:type="dxa"/>
+            </w:tcMar>
           </w:tcPr>
           <w:p>
+            <w:pPr>
+              <w:spacing w:before="0" w:after="20" w:line="276" w:lineRule="auto"/>
+              <w:jc w:val="center"/>
+            </w:pPr>
             <w:r>
               <w:rPr>
                 <w:rFonts w:ascii="Arial" w:hAnsi="Arial"/>
-                <w:sz w:val="19"/>
+                <w:sz w:val="20"/>
+              </w:rPr>
+              <w:t>:</w:t>
+            </w:r>
+          </w:p>
+        </w:tc>
+        <w:tc>
+          <w:tcPr>
+            <w:tcW w:type="dxa" w:w="6378"/>
+            <w:tcMar>
+              <w:top w:w="45" w:type="dxa"/>
+              <w:bottom w:w="45" w:type="dxa"/>
+              <w:left w:w="60" w:type="dxa"/>
+              <w:right w:w="60" w:type="dxa"/>
+            </w:tcMar>
+          </w:tcPr>
+          <w:p>
+            <w:pPr>
+              <w:spacing w:before="0" w:after="20" w:line="276" w:lineRule="auto"/>
+              <w:jc w:val="both"/>
+            </w:pPr>
+            <w:r>
+              <w:rPr>
+                <w:rFonts w:ascii="Arial" w:hAnsi="Arial"/>
+                <w:sz w:val="20"/>
               </w:rPr>
               <w:t>Direktorat Jenderal Prasarana Strategis</w:t>
             </w:r>
@@ -174,15 +286,24 @@
       <w:tr>
         <w:tc>
           <w:tcPr>
-            <w:tcW w:type="dxa" w:w="4320"/>
-            <w:shd w:val="clear" w:color="auto" w:fill="F5F5F5"/>
+            <w:tcW w:type="dxa" w:w="2721"/>
+            <w:tcMar>
+              <w:top w:w="45" w:type="dxa"/>
+              <w:bottom w:w="45" w:type="dxa"/>
+              <w:left w:w="60" w:type="dxa"/>
+              <w:right w:w="60" w:type="dxa"/>
+            </w:tcMar>
           </w:tcPr>
           <w:p>
+            <w:pPr>
+              <w:spacing w:before="0" w:after="20" w:line="276" w:lineRule="auto"/>
+              <w:jc w:val="left"/>
+            </w:pPr>
             <w:r>
               <w:rPr>
                 <w:rFonts w:ascii="Arial" w:hAnsi="Arial"/>
                 <w:b/>
-                <w:sz w:val="19"/>
+                <w:sz w:val="20"/>
               </w:rPr>
               <w:t>Satuan Kerja</w:t>
             </w:r>
@@ -190,13 +311,47 @@
         </w:tc>
         <w:tc>
           <w:tcPr>
-            <w:tcW w:type="dxa" w:w="4320"/>
+            <w:tcW w:type="dxa" w:w="255"/>
+            <w:tcMar>
+              <w:top w:w="45" w:type="dxa"/>
+              <w:bottom w:w="45" w:type="dxa"/>
+              <w:left w:w="60" w:type="dxa"/>
+              <w:right w:w="60" w:type="dxa"/>
+            </w:tcMar>
           </w:tcPr>
           <w:p>
+            <w:pPr>
+              <w:spacing w:before="0" w:after="20" w:line="276" w:lineRule="auto"/>
+              <w:jc w:val="center"/>
+            </w:pPr>
             <w:r>
               <w:rPr>
                 <w:rFonts w:ascii="Arial" w:hAnsi="Arial"/>
-                <w:sz w:val="19"/>
+                <w:sz w:val="20"/>
+              </w:rPr>
+              <w:t>:</w:t>
+            </w:r>
+          </w:p>
+        </w:tc>
+        <w:tc>
+          <w:tcPr>
+            <w:tcW w:type="dxa" w:w="6378"/>
+            <w:tcMar>
+              <w:top w:w="45" w:type="dxa"/>
+              <w:bottom w:w="45" w:type="dxa"/>
+              <w:left w:w="60" w:type="dxa"/>
+              <w:right w:w="60" w:type="dxa"/>
+            </w:tcMar>
+          </w:tcPr>
+          <w:p>
+            <w:pPr>
+              <w:spacing w:before="0" w:after="20" w:line="276" w:lineRule="auto"/>
+              <w:jc w:val="both"/>
+            </w:pPr>
+            <w:r>
+              <w:rPr>
+                <w:rFonts w:ascii="Arial" w:hAnsi="Arial"/>
+                <w:sz w:val="20"/>
               </w:rPr>
               <w:t>Satuan Kerja Pelaksanaan Prasarana Strategis Riau</w:t>
             </w:r>
@@ -206,29 +361,72 @@
       <w:tr>
         <w:tc>
           <w:tcPr>
-            <w:tcW w:type="dxa" w:w="4320"/>
-            <w:shd w:val="clear" w:color="auto" w:fill="F5F5F5"/>
+            <w:tcW w:type="dxa" w:w="2721"/>
+            <w:tcMar>
+              <w:top w:w="45" w:type="dxa"/>
+              <w:bottom w:w="45" w:type="dxa"/>
+              <w:left w:w="60" w:type="dxa"/>
+              <w:right w:w="60" w:type="dxa"/>
+            </w:tcMar>
           </w:tcPr>
           <w:p>
+            <w:pPr>
+              <w:spacing w:before="0" w:after="20" w:line="276" w:lineRule="auto"/>
+              <w:jc w:val="left"/>
+            </w:pPr>
             <w:r>
               <w:rPr>
                 <w:rFonts w:ascii="Arial" w:hAnsi="Arial"/>
                 <w:b/>
-                <w:sz w:val="19"/>
+                <w:sz w:val="20"/>
               </w:rPr>
-              <w:t>Nama Pekerjaan</w:t>
+              <w:t>Nama Kegiatan / Paket</w:t>
             </w:r>
           </w:p>
         </w:tc>
         <w:tc>
           <w:tcPr>
-            <w:tcW w:type="dxa" w:w="4320"/>
+            <w:tcW w:type="dxa" w:w="255"/>
+            <w:tcMar>
+              <w:top w:w="45" w:type="dxa"/>
+              <w:bottom w:w="45" w:type="dxa"/>
+              <w:left w:w="60" w:type="dxa"/>
+              <w:right w:w="60" w:type="dxa"/>
+            </w:tcMar>
           </w:tcPr>
           <w:p>
+            <w:pPr>
+              <w:spacing w:before="0" w:after="20" w:line="276" w:lineRule="auto"/>
+              <w:jc w:val="center"/>
+            </w:pPr>
             <w:r>
               <w:rPr>
                 <w:rFonts w:ascii="Arial" w:hAnsi="Arial"/>
-                <w:sz w:val="19"/>
+                <w:sz w:val="20"/>
+              </w:rPr>
+              <w:t>:</w:t>
+            </w:r>
+          </w:p>
+        </w:tc>
+        <w:tc>
+          <w:tcPr>
+            <w:tcW w:type="dxa" w:w="6378"/>
+            <w:tcMar>
+              <w:top w:w="45" w:type="dxa"/>
+              <w:bottom w:w="45" w:type="dxa"/>
+              <w:left w:w="60" w:type="dxa"/>
+              <w:right w:w="60" w:type="dxa"/>
+            </w:tcMar>
+          </w:tcPr>
+          <w:p>
+            <w:pPr>
+              <w:spacing w:before="0" w:after="20" w:line="276" w:lineRule="auto"/>
+              <w:jc w:val="both"/>
+            </w:pPr>
+            <w:r>
+              <w:rPr>
+                <w:rFonts w:ascii="Arial" w:hAnsi="Arial"/>
+                <w:sz w:val="20"/>
               </w:rPr>
               <w:t>Administrasi Kegiatan Pembangunan Gedung SPPG Provinsi Riau</w:t>
             </w:r>
@@ -238,31 +436,74 @@
       <w:tr>
         <w:tc>
           <w:tcPr>
-            <w:tcW w:type="dxa" w:w="4320"/>
-            <w:shd w:val="clear" w:color="auto" w:fill="F5F5F5"/>
+            <w:tcW w:type="dxa" w:w="2721"/>
+            <w:tcMar>
+              <w:top w:w="45" w:type="dxa"/>
+              <w:bottom w:w="45" w:type="dxa"/>
+              <w:left w:w="60" w:type="dxa"/>
+              <w:right w:w="60" w:type="dxa"/>
+            </w:tcMar>
           </w:tcPr>
           <w:p>
+            <w:pPr>
+              <w:spacing w:before="0" w:after="20" w:line="276" w:lineRule="auto"/>
+              <w:jc w:val="left"/>
+            </w:pPr>
             <w:r>
               <w:rPr>
                 <w:rFonts w:ascii="Arial" w:hAnsi="Arial"/>
                 <w:b/>
-                <w:sz w:val="19"/>
+                <w:sz w:val="20"/>
               </w:rPr>
-              <w:t>Klasifikasi RO</w:t>
+              <w:t>Kode Anggaran (MAK)</w:t>
             </w:r>
           </w:p>
         </w:tc>
         <w:tc>
           <w:tcPr>
-            <w:tcW w:type="dxa" w:w="4320"/>
+            <w:tcW w:type="dxa" w:w="255"/>
+            <w:tcMar>
+              <w:top w:w="45" w:type="dxa"/>
+              <w:bottom w:w="45" w:type="dxa"/>
+              <w:left w:w="60" w:type="dxa"/>
+              <w:right w:w="60" w:type="dxa"/>
+            </w:tcMar>
           </w:tcPr>
           <w:p>
+            <w:pPr>
+              <w:spacing w:before="0" w:after="20" w:line="276" w:lineRule="auto"/>
+              <w:jc w:val="center"/>
+            </w:pPr>
             <w:r>
               <w:rPr>
                 <w:rFonts w:ascii="Arial" w:hAnsi="Arial"/>
-                <w:sz w:val="19"/>
+                <w:sz w:val="20"/>
               </w:rPr>
-              <w:t>7717.CBI - Pembangunan Sarana Prasarana Strategis Lainnya</w:t>
+              <w:t>:</w:t>
+            </w:r>
+          </w:p>
+        </w:tc>
+        <w:tc>
+          <w:tcPr>
+            <w:tcW w:type="dxa" w:w="6378"/>
+            <w:tcMar>
+              <w:top w:w="45" w:type="dxa"/>
+              <w:bottom w:w="45" w:type="dxa"/>
+              <w:left w:w="60" w:type="dxa"/>
+              <w:right w:w="60" w:type="dxa"/>
+            </w:tcMar>
+          </w:tcPr>
+          <w:p>
+            <w:pPr>
+              <w:spacing w:before="0" w:after="20" w:line="276" w:lineRule="auto"/>
+              <w:jc w:val="both"/>
+            </w:pPr>
+            <w:r>
+              <w:rPr>
+                <w:rFonts w:ascii="Arial" w:hAnsi="Arial"/>
+                <w:sz w:val="20"/>
+              </w:rPr>
+              <w:t>06.691285.GM.7717.CBI.001.900.A</w:t>
             </w:r>
           </w:p>
         </w:tc>
@@ -270,31 +511,74 @@
       <w:tr>
         <w:tc>
           <w:tcPr>
-            <w:tcW w:type="dxa" w:w="4320"/>
-            <w:shd w:val="clear" w:color="auto" w:fill="F5F5F5"/>
+            <w:tcW w:type="dxa" w:w="2721"/>
+            <w:tcMar>
+              <w:top w:w="45" w:type="dxa"/>
+              <w:bottom w:w="45" w:type="dxa"/>
+              <w:left w:w="60" w:type="dxa"/>
+              <w:right w:w="60" w:type="dxa"/>
+            </w:tcMar>
           </w:tcPr>
           <w:p>
+            <w:pPr>
+              <w:spacing w:before="0" w:after="20" w:line="276" w:lineRule="auto"/>
+              <w:jc w:val="left"/>
+            </w:pPr>
             <w:r>
               <w:rPr>
                 <w:rFonts w:ascii="Arial" w:hAnsi="Arial"/>
                 <w:b/>
-                <w:sz w:val="19"/>
+                <w:sz w:val="20"/>
               </w:rPr>
-              <w:t>PPK</w:t>
+              <w:t>Pagu Anggaran</w:t>
             </w:r>
           </w:p>
         </w:tc>
         <w:tc>
           <w:tcPr>
-            <w:tcW w:type="dxa" w:w="4320"/>
+            <w:tcW w:type="dxa" w:w="255"/>
+            <w:tcMar>
+              <w:top w:w="45" w:type="dxa"/>
+              <w:bottom w:w="45" w:type="dxa"/>
+              <w:left w:w="60" w:type="dxa"/>
+              <w:right w:w="60" w:type="dxa"/>
+            </w:tcMar>
           </w:tcPr>
           <w:p>
+            <w:pPr>
+              <w:spacing w:before="0" w:after="20" w:line="276" w:lineRule="auto"/>
+              <w:jc w:val="center"/>
+            </w:pPr>
             <w:r>
               <w:rPr>
                 <w:rFonts w:ascii="Arial" w:hAnsi="Arial"/>
-                <w:sz w:val="19"/>
+                <w:sz w:val="20"/>
               </w:rPr>
-              <w:t>Pejabat Pembuat Komitmen Pelaksanaan Prasarana Strategis</w:t>
+              <w:t>:</w:t>
+            </w:r>
+          </w:p>
+        </w:tc>
+        <w:tc>
+          <w:tcPr>
+            <w:tcW w:type="dxa" w:w="6378"/>
+            <w:tcMar>
+              <w:top w:w="45" w:type="dxa"/>
+              <w:bottom w:w="45" w:type="dxa"/>
+              <w:left w:w="60" w:type="dxa"/>
+              <w:right w:w="60" w:type="dxa"/>
+            </w:tcMar>
+          </w:tcPr>
+          <w:p>
+            <w:pPr>
+              <w:spacing w:before="0" w:after="20" w:line="276" w:lineRule="auto"/>
+              <w:jc w:val="both"/>
+            </w:pPr>
+            <w:r>
+              <w:rPr>
+                <w:rFonts w:ascii="Arial" w:hAnsi="Arial"/>
+                <w:sz w:val="20"/>
+              </w:rPr>
+              <w:t>Rp 413.000.000,- (APBN Tahun Anggaran 2025)</w:t>
             </w:r>
           </w:p>
         </w:tc>
@@ -302,31 +586,74 @@
       <w:tr>
         <w:tc>
           <w:tcPr>
-            <w:tcW w:type="dxa" w:w="4320"/>
-            <w:shd w:val="clear" w:color="auto" w:fill="F5F5F5"/>
+            <w:tcW w:type="dxa" w:w="2721"/>
+            <w:tcMar>
+              <w:top w:w="45" w:type="dxa"/>
+              <w:bottom w:w="45" w:type="dxa"/>
+              <w:left w:w="60" w:type="dxa"/>
+              <w:right w:w="60" w:type="dxa"/>
+            </w:tcMar>
           </w:tcPr>
           <w:p>
+            <w:pPr>
+              <w:spacing w:before="0" w:after="20" w:line="276" w:lineRule="auto"/>
+              <w:jc w:val="left"/>
+            </w:pPr>
             <w:r>
               <w:rPr>
                 <w:rFonts w:ascii="Arial" w:hAnsi="Arial"/>
                 <w:b/>
-                <w:sz w:val="19"/>
+                <w:sz w:val="20"/>
               </w:rPr>
-              <w:t>Pagu Anggaran</w:t>
+              <w:t>Tipe Swakelola</w:t>
             </w:r>
           </w:p>
         </w:tc>
         <w:tc>
           <w:tcPr>
-            <w:tcW w:type="dxa" w:w="4320"/>
+            <w:tcW w:type="dxa" w:w="255"/>
+            <w:tcMar>
+              <w:top w:w="45" w:type="dxa"/>
+              <w:bottom w:w="45" w:type="dxa"/>
+              <w:left w:w="60" w:type="dxa"/>
+              <w:right w:w="60" w:type="dxa"/>
+            </w:tcMar>
           </w:tcPr>
           <w:p>
+            <w:pPr>
+              <w:spacing w:before="0" w:after="20" w:line="276" w:lineRule="auto"/>
+              <w:jc w:val="center"/>
+            </w:pPr>
             <w:r>
               <w:rPr>
                 <w:rFonts w:ascii="Arial" w:hAnsi="Arial"/>
-                <w:sz w:val="19"/>
+                <w:sz w:val="20"/>
               </w:rPr>
-              <w:t>Rp 413.000.000,- (APBN TA 2025)</w:t>
+              <w:t>:</w:t>
+            </w:r>
+          </w:p>
+        </w:tc>
+        <w:tc>
+          <w:tcPr>
+            <w:tcW w:type="dxa" w:w="6378"/>
+            <w:tcMar>
+              <w:top w:w="45" w:type="dxa"/>
+              <w:bottom w:w="45" w:type="dxa"/>
+              <w:left w:w="60" w:type="dxa"/>
+              <w:right w:w="60" w:type="dxa"/>
+            </w:tcMar>
+          </w:tcPr>
+          <w:p>
+            <w:pPr>
+              <w:spacing w:before="0" w:after="20" w:line="276" w:lineRule="auto"/>
+              <w:jc w:val="both"/>
+            </w:pPr>
+            <w:r>
+              <w:rPr>
+                <w:rFonts w:ascii="Arial" w:hAnsi="Arial"/>
+                <w:sz w:val="20"/>
+              </w:rPr>
+              <w:t>Swakelola Tipe I</w:t>
             </w:r>
           </w:p>
         </w:tc>
@@ -334,31 +661,74 @@
       <w:tr>
         <w:tc>
           <w:tcPr>
-            <w:tcW w:type="dxa" w:w="4320"/>
-            <w:shd w:val="clear" w:color="auto" w:fill="F5F5F5"/>
+            <w:tcW w:type="dxa" w:w="2721"/>
+            <w:tcMar>
+              <w:top w:w="45" w:type="dxa"/>
+              <w:bottom w:w="45" w:type="dxa"/>
+              <w:left w:w="60" w:type="dxa"/>
+              <w:right w:w="60" w:type="dxa"/>
+            </w:tcMar>
           </w:tcPr>
           <w:p>
+            <w:pPr>
+              <w:spacing w:before="0" w:after="20" w:line="276" w:lineRule="auto"/>
+              <w:jc w:val="left"/>
+            </w:pPr>
             <w:r>
               <w:rPr>
                 <w:rFonts w:ascii="Arial" w:hAnsi="Arial"/>
                 <w:b/>
-                <w:sz w:val="19"/>
+                <w:sz w:val="20"/>
               </w:rPr>
-              <w:t>Jangka Waktu</w:t>
+              <w:t>Jangka Waktu Pelaksanaan</w:t>
             </w:r>
           </w:p>
         </w:tc>
         <w:tc>
           <w:tcPr>
-            <w:tcW w:type="dxa" w:w="4320"/>
+            <w:tcW w:type="dxa" w:w="255"/>
+            <w:tcMar>
+              <w:top w:w="45" w:type="dxa"/>
+              <w:bottom w:w="45" w:type="dxa"/>
+              <w:left w:w="60" w:type="dxa"/>
+              <w:right w:w="60" w:type="dxa"/>
+            </w:tcMar>
           </w:tcPr>
           <w:p>
+            <w:pPr>
+              <w:spacing w:before="0" w:after="20" w:line="276" w:lineRule="auto"/>
+              <w:jc w:val="center"/>
+            </w:pPr>
             <w:r>
               <w:rPr>
                 <w:rFonts w:ascii="Arial" w:hAnsi="Arial"/>
-                <w:sz w:val="19"/>
+                <w:sz w:val="20"/>
               </w:rPr>
-              <w:t>September s/d Desember 2025 (4 bulan)</w:t>
+              <w:t>:</w:t>
+            </w:r>
+          </w:p>
+        </w:tc>
+        <w:tc>
+          <w:tcPr>
+            <w:tcW w:type="dxa" w:w="6378"/>
+            <w:tcMar>
+              <w:top w:w="45" w:type="dxa"/>
+              <w:bottom w:w="45" w:type="dxa"/>
+              <w:left w:w="60" w:type="dxa"/>
+              <w:right w:w="60" w:type="dxa"/>
+            </w:tcMar>
+          </w:tcPr>
+          <w:p>
+            <w:pPr>
+              <w:spacing w:before="0" w:after="20" w:line="276" w:lineRule="auto"/>
+              <w:jc w:val="both"/>
+            </w:pPr>
+            <w:r>
+              <w:rPr>
+                <w:rFonts w:ascii="Arial" w:hAnsi="Arial"/>
+                <w:sz w:val="20"/>
+              </w:rPr>
+              <w:t>September s/d Desember 2025 (4 Bulan)</w:t>
             </w:r>
           </w:p>
         </w:tc>
@@ -366,31 +736,74 @@
       <w:tr>
         <w:tc>
           <w:tcPr>
-            <w:tcW w:type="dxa" w:w="4320"/>
-            <w:shd w:val="clear" w:color="auto" w:fill="F5F5F5"/>
+            <w:tcW w:type="dxa" w:w="2721"/>
+            <w:tcMar>
+              <w:top w:w="45" w:type="dxa"/>
+              <w:bottom w:w="45" w:type="dxa"/>
+              <w:left w:w="60" w:type="dxa"/>
+              <w:right w:w="60" w:type="dxa"/>
+            </w:tcMar>
           </w:tcPr>
           <w:p>
+            <w:pPr>
+              <w:spacing w:before="0" w:after="20" w:line="276" w:lineRule="auto"/>
+              <w:jc w:val="left"/>
+            </w:pPr>
             <w:r>
               <w:rPr>
                 <w:rFonts w:ascii="Arial" w:hAnsi="Arial"/>
                 <w:b/>
-                <w:sz w:val="19"/>
+                <w:sz w:val="20"/>
               </w:rPr>
-              <w:t>Lokasi</w:t>
+              <w:t>Lokasi Kegiatan</w:t>
             </w:r>
           </w:p>
         </w:tc>
         <w:tc>
           <w:tcPr>
-            <w:tcW w:type="dxa" w:w="4320"/>
+            <w:tcW w:type="dxa" w:w="255"/>
+            <w:tcMar>
+              <w:top w:w="45" w:type="dxa"/>
+              <w:bottom w:w="45" w:type="dxa"/>
+              <w:left w:w="60" w:type="dxa"/>
+              <w:right w:w="60" w:type="dxa"/>
+            </w:tcMar>
           </w:tcPr>
           <w:p>
+            <w:pPr>
+              <w:spacing w:before="0" w:after="20" w:line="276" w:lineRule="auto"/>
+              <w:jc w:val="center"/>
+            </w:pPr>
             <w:r>
               <w:rPr>
                 <w:rFonts w:ascii="Arial" w:hAnsi="Arial"/>
-                <w:sz w:val="19"/>
+                <w:sz w:val="20"/>
               </w:rPr>
-              <w:t>Provinsi Riau (Pekanbaru, Kampar, Dumai, Siak)</w:t>
+              <w:t>:</w:t>
+            </w:r>
+          </w:p>
+        </w:tc>
+        <w:tc>
+          <w:tcPr>
+            <w:tcW w:type="dxa" w:w="6378"/>
+            <w:tcMar>
+              <w:top w:w="45" w:type="dxa"/>
+              <w:bottom w:w="45" w:type="dxa"/>
+              <w:left w:w="60" w:type="dxa"/>
+              <w:right w:w="60" w:type="dxa"/>
+            </w:tcMar>
+          </w:tcPr>
+          <w:p>
+            <w:pPr>
+              <w:spacing w:before="0" w:after="20" w:line="276" w:lineRule="auto"/>
+              <w:jc w:val="both"/>
+            </w:pPr>
+            <w:r>
+              <w:rPr>
+                <w:rFonts w:ascii="Arial" w:hAnsi="Arial"/>
+                <w:sz w:val="20"/>
+              </w:rPr>
+              <w:t>Provinsi Riau (Pekanbaru, Kampar, Dumai, Siak, dan lokasi terkait)</w:t>
             </w:r>
           </w:p>
         </w:tc>
@@ -398,7 +811,14 @@
     </w:tbl>
     <w:p>
       <w:pPr>
-        <w:spacing w:before="200" w:after="40"/>
+        <w:spacing w:before="0" w:after="80"/>
+      </w:pPr>
+    </w:p>
+    <w:p>
+      <w:pPr>
+        <w:keepNext/>
+        <w:spacing w:before="160" w:after="80"/>
+        <w:jc w:val="left"/>
       </w:pPr>
       <w:r>
         <w:rPr>
@@ -411,22 +831,37 @@
     </w:p>
     <w:p>
       <w:pPr>
-        <w:spacing w:before="0" w:after="120"/>
+        <w:spacing w:before="0" w:after="120" w:line="300" w:lineRule="auto"/>
+        <w:jc w:val="both"/>
       </w:pPr>
       <w:r>
         <w:rPr>
           <w:rFonts w:ascii="Arial" w:hAnsi="Arial"/>
-          <w:sz w:val="19"/>
+          <w:b w:val="0"/>
+          <w:sz w:val="21"/>
         </w:rPr>
-        <w:t>Program Makan Bergizi Gratis (MBG) merupakan salah satu program strategis nasional Kabinet Merah Putih sesuai Peraturan Presiden No. 12 Tahun 2025 tentang RPJMN 2025-2029 dan Perpres No. 83 Tahun 2024 tentang Badan Gizi Nasional (BGN). Berdasarkan Kesepakatan Bersama Menteri PU dan Kepala BGN No. 13/PKS/M/2025 tentang Sinergisitas Dukungan Pembangunan Satuan Pelayanan Pemenuhan Gizi (SPPG), Kementerian PU mendapat penugasan langsung untuk membangun gedung SPPG di berbagai wilayah.</w:t>
-        <w:br/>
-        <w:br/>
-        <w:t>Dalam rangka mendukung percepatan, pengendalian mutu, kelancaran administratif, verifikasi lapangan calon lokasi, persiapan tender/pelaksanaan fisik, dan pelaporan berkala, Satker Pelaksanaan Prasarana Strategis Riau memerlukan kegiatan operasional administrasi dan pendampingan teknis.</w:t>
+        <w:t>Dalam rangka mendukung percepatan Program Nasional Pembangunan Gedung Satuan Pelayanan Pemenuhan Gizi (SPPG) di Provinsi Riau oleh Kementerian Pekerjaan Umum bersama Badan Gizi Nasional (BGN), diperlukan dukungan administrasi kegiatan, penyiapan dokumen pengadaan/lelang, survei kesiapan lokasi lahan, koordinasi lintas instansi daerah, pendampingan teknis, serta pemantauan dan evaluasi berkala.</w:t>
       </w:r>
     </w:p>
     <w:p>
       <w:pPr>
-        <w:spacing w:before="200" w:after="40"/>
+        <w:spacing w:before="0" w:after="120" w:line="300" w:lineRule="auto"/>
+        <w:jc w:val="both"/>
+      </w:pPr>
+      <w:r>
+        <w:rPr>
+          <w:rFonts w:ascii="Arial" w:hAnsi="Arial"/>
+          <w:b w:val="0"/>
+          <w:sz w:val="21"/>
+        </w:rPr>
+        <w:t>Kebutuhan sumber daya dalam kegiatan ini meliputi penyediaan bahan habis pakai (ATK dan computer supplies) untuk operasional pemberkasan administrasi proyek serta penugasan perjalanan dinas personel teknis dan administrasi ke lokasi pembangunan SPPG.</w:t>
+      </w:r>
+    </w:p>
+    <w:p>
+      <w:pPr>
+        <w:keepNext/>
+        <w:spacing w:before="160" w:after="80"/>
+        <w:jc w:val="left"/>
       </w:pPr>
       <w:r>
         <w:rPr>
@@ -434,30 +869,285 @@
           <w:b/>
           <w:sz w:val="21"/>
         </w:rPr>
-        <w:t>III. HASIL YANG DIHARAPKAN</w:t>
+        <w:t>III. DASAR PEMILIHAN METODE SWAKELOLA TIPE I</w:t>
       </w:r>
     </w:p>
     <w:p>
       <w:pPr>
-        <w:spacing w:before="0" w:after="120"/>
+        <w:spacing w:before="0" w:after="120" w:line="300" w:lineRule="auto"/>
+        <w:jc w:val="both"/>
       </w:pPr>
       <w:r>
         <w:rPr>
           <w:rFonts w:ascii="Arial" w:hAnsi="Arial"/>
-          <w:sz w:val="19"/>
+          <w:b w:val="0"/>
+          <w:sz w:val="21"/>
         </w:rPr>
-        <w:t>1. Terselenggaranya pendampingan administrasi pembangunan gedung SPPG di wilayah Provinsi Riau dari tahap persiapan hingga pelaksanaan selesai.</w:t>
-        <w:br/>
-        <w:t>2. Terlaksananya monitoring, survei lokasi, dan koordinasi lapangan ke lokasi pembangunan SPPG di Kabupaten Kampar, Kota Dumai, Kabupaten Siak, dan koordinasi teknis ke Ditjen Prasarana Strategis di Jakarta serta Balai/stakeholder terkait di Medan.</w:t>
-        <w:br/>
-        <w:t>3. Terpenuhinya kebutuhan bahan operasional administrasi, alat tulis kantor, dan suplies komputer perkantoran pendukung kelancaran kegiatan.</w:t>
-        <w:br/>
-        <w:t>4. Tersusunnya dokumen pelaporan dan pertanggungjawaban kegiatan secara akuntabel.</w:t>
+        <w:t>Mengacu pada Pasal 18 ayat (4) Peraturan Presiden Nomor 16 Tahun 2018 jo. Peraturan Presiden Nomor 12 Tahun 2021 serta Peraturan LKPP Nomor 3 Tahun 2021 tentang Pedoman Swakelola, kegiatan ini ditetapkan untuk dilaksanakan melalui metode Swakelola Tipe I berdasarkan pertimbangan objektif berikut:</w:t>
       </w:r>
+    </w:p>
+    <w:tbl>
+      <w:tblPr>
+        <w:tblW w:type="auto" w:w="0"/>
+        <w:jc w:val="center"/>
+        <w:tblLayout w:type="fixed"/>
+        <w:tblLook w:firstColumn="1" w:firstRow="1" w:lastColumn="0" w:lastRow="0" w:noHBand="0" w:noVBand="1" w:val="04A0"/>
+        <w:tblBorders>
+          <w:top w:val="none" w:sz="0" w:space="0" w:color="auto"/>
+          <w:left w:val="none" w:sz="0" w:space="0" w:color="auto"/>
+          <w:bottom w:val="none" w:sz="0" w:space="0" w:color="auto"/>
+          <w:right w:val="none" w:sz="0" w:space="0" w:color="auto"/>
+          <w:insideH w:val="none" w:sz="0" w:space="0" w:color="auto"/>
+          <w:insideV w:val="none" w:sz="0" w:space="0" w:color="auto"/>
+        </w:tblBorders>
+      </w:tblPr>
+      <w:tblGrid>
+        <w:gridCol w:w="4677"/>
+        <w:gridCol w:w="4677"/>
+      </w:tblGrid>
+      <w:tr>
+        <w:tc>
+          <w:tcPr>
+            <w:tcW w:type="dxa" w:w="425"/>
+            <w:tcMar>
+              <w:top w:w="40" w:type="dxa"/>
+              <w:bottom w:w="40" w:type="dxa"/>
+              <w:left w:w="20" w:type="dxa"/>
+              <w:right w:w="40" w:type="dxa"/>
+            </w:tcMar>
+          </w:tcPr>
+          <w:p>
+            <w:pPr>
+              <w:spacing w:before="0" w:after="40" w:line="288" w:lineRule="auto"/>
+              <w:jc w:val="left"/>
+            </w:pPr>
+            <w:r>
+              <w:rPr>
+                <w:rFonts w:ascii="Arial" w:hAnsi="Arial"/>
+                <w:sz w:val="21"/>
+              </w:rPr>
+              <w:t>1.</w:t>
+            </w:r>
+          </w:p>
+        </w:tc>
+        <w:tc>
+          <w:tcPr>
+            <w:tcW w:type="dxa" w:w="8929"/>
+            <w:tcMar>
+              <w:top w:w="40" w:type="dxa"/>
+              <w:bottom w:w="40" w:type="dxa"/>
+              <w:left w:w="20" w:type="dxa"/>
+              <w:right w:w="20" w:type="dxa"/>
+            </w:tcMar>
+          </w:tcPr>
+          <w:p>
+            <w:pPr>
+              <w:spacing w:before="0" w:after="40" w:line="288" w:lineRule="auto"/>
+              <w:jc w:val="both"/>
+            </w:pPr>
+            <w:r>
+              <w:rPr>
+                <w:rFonts w:ascii="Arial" w:hAnsi="Arial"/>
+                <w:b/>
+                <w:sz w:val="21"/>
+              </w:rPr>
+              <w:t>Kesesuaian Tugas dan Fungsi:</w:t>
+            </w:r>
+            <w:r>
+              <w:rPr>
+                <w:rFonts w:ascii="Arial" w:hAnsi="Arial"/>
+                <w:sz w:val="21"/>
+              </w:rPr>
+              <w:t xml:space="preserve"> Kegiatan administrasi teknik, penyiapan dokumen lelang, verifikasi kesiapan lahan (Readiness Criteria), serta monitoring dan evaluasi pelaksanaan pembangunan Gedung SPPG merupakan tugas dan fungsi melekat pada Satuan Kerja Pelaksanaan Prasarana Strategis Riau.</w:t>
+            </w:r>
+          </w:p>
+        </w:tc>
+      </w:tr>
+      <w:tr>
+        <w:tc>
+          <w:tcPr>
+            <w:tcW w:type="dxa" w:w="425"/>
+            <w:tcMar>
+              <w:top w:w="40" w:type="dxa"/>
+              <w:bottom w:w="40" w:type="dxa"/>
+              <w:left w:w="20" w:type="dxa"/>
+              <w:right w:w="40" w:type="dxa"/>
+            </w:tcMar>
+          </w:tcPr>
+          <w:p>
+            <w:pPr>
+              <w:spacing w:before="0" w:after="40" w:line="288" w:lineRule="auto"/>
+              <w:jc w:val="left"/>
+            </w:pPr>
+            <w:r>
+              <w:rPr>
+                <w:rFonts w:ascii="Arial" w:hAnsi="Arial"/>
+                <w:sz w:val="21"/>
+              </w:rPr>
+              <w:t>2.</w:t>
+            </w:r>
+          </w:p>
+        </w:tc>
+        <w:tc>
+          <w:tcPr>
+            <w:tcW w:type="dxa" w:w="8929"/>
+            <w:tcMar>
+              <w:top w:w="40" w:type="dxa"/>
+              <w:bottom w:w="40" w:type="dxa"/>
+              <w:left w:w="20" w:type="dxa"/>
+              <w:right w:w="20" w:type="dxa"/>
+            </w:tcMar>
+          </w:tcPr>
+          <w:p>
+            <w:pPr>
+              <w:spacing w:before="0" w:after="40" w:line="288" w:lineRule="auto"/>
+              <w:jc w:val="both"/>
+            </w:pPr>
+            <w:r>
+              <w:rPr>
+                <w:rFonts w:ascii="Arial" w:hAnsi="Arial"/>
+                <w:b/>
+                <w:sz w:val="21"/>
+              </w:rPr>
+              <w:t>Ketersediaan Kompetensi SDM Internal:</w:t>
+            </w:r>
+            <w:r>
+              <w:rPr>
+                <w:rFonts w:ascii="Arial" w:hAnsi="Arial"/>
+                <w:sz w:val="21"/>
+              </w:rPr>
+              <w:t xml:space="preserve"> Satuan Kerja Pelaksanaan Prasarana Strategis Riau memiliki personel ASN/PPPK dan tenaga teknis/administrasi yang kompeten di bidang tata bangunan, perencanaan teknis, serta pengelolaan administrasi keuangan negara.</w:t>
+            </w:r>
+          </w:p>
+        </w:tc>
+      </w:tr>
+      <w:tr>
+        <w:tc>
+          <w:tcPr>
+            <w:tcW w:type="dxa" w:w="425"/>
+            <w:tcMar>
+              <w:top w:w="40" w:type="dxa"/>
+              <w:bottom w:w="40" w:type="dxa"/>
+              <w:left w:w="20" w:type="dxa"/>
+              <w:right w:w="40" w:type="dxa"/>
+            </w:tcMar>
+          </w:tcPr>
+          <w:p>
+            <w:pPr>
+              <w:spacing w:before="0" w:after="40" w:line="288" w:lineRule="auto"/>
+              <w:jc w:val="left"/>
+            </w:pPr>
+            <w:r>
+              <w:rPr>
+                <w:rFonts w:ascii="Arial" w:hAnsi="Arial"/>
+                <w:sz w:val="21"/>
+              </w:rPr>
+              <w:t>3.</w:t>
+            </w:r>
+          </w:p>
+        </w:tc>
+        <w:tc>
+          <w:tcPr>
+            <w:tcW w:type="dxa" w:w="8929"/>
+            <w:tcMar>
+              <w:top w:w="40" w:type="dxa"/>
+              <w:bottom w:w="40" w:type="dxa"/>
+              <w:left w:w="20" w:type="dxa"/>
+              <w:right w:w="20" w:type="dxa"/>
+            </w:tcMar>
+          </w:tcPr>
+          <w:p>
+            <w:pPr>
+              <w:spacing w:before="0" w:after="40" w:line="288" w:lineRule="auto"/>
+              <w:jc w:val="both"/>
+            </w:pPr>
+            <w:r>
+              <w:rPr>
+                <w:rFonts w:ascii="Arial" w:hAnsi="Arial"/>
+                <w:b/>
+                <w:sz w:val="21"/>
+              </w:rPr>
+              <w:t>Efisiensi dan Efektivitas Anggaran:</w:t>
+            </w:r>
+            <w:r>
+              <w:rPr>
+                <w:rFonts w:ascii="Arial" w:hAnsi="Arial"/>
+                <w:sz w:val="21"/>
+              </w:rPr>
+              <w:t xml:space="preserve"> Pelaksanaan secara mandiri oleh tim internal tidak membutuhkan biaya keuntungan penyedia jasa (profit margin) maupun biaya overhead pihak ketiga, serta pembayaran dilakukan berdasarkan kebutuhan riil (at cost).</w:t>
+            </w:r>
+          </w:p>
+        </w:tc>
+      </w:tr>
+      <w:tr>
+        <w:tc>
+          <w:tcPr>
+            <w:tcW w:type="dxa" w:w="425"/>
+            <w:tcMar>
+              <w:top w:w="40" w:type="dxa"/>
+              <w:bottom w:w="40" w:type="dxa"/>
+              <w:left w:w="20" w:type="dxa"/>
+              <w:right w:w="40" w:type="dxa"/>
+            </w:tcMar>
+          </w:tcPr>
+          <w:p>
+            <w:pPr>
+              <w:spacing w:before="0" w:after="40" w:line="288" w:lineRule="auto"/>
+              <w:jc w:val="left"/>
+            </w:pPr>
+            <w:r>
+              <w:rPr>
+                <w:rFonts w:ascii="Arial" w:hAnsi="Arial"/>
+                <w:sz w:val="21"/>
+              </w:rPr>
+              <w:t>4.</w:t>
+            </w:r>
+          </w:p>
+        </w:tc>
+        <w:tc>
+          <w:tcPr>
+            <w:tcW w:type="dxa" w:w="8929"/>
+            <w:tcMar>
+              <w:top w:w="40" w:type="dxa"/>
+              <w:bottom w:w="40" w:type="dxa"/>
+              <w:left w:w="20" w:type="dxa"/>
+              <w:right w:w="20" w:type="dxa"/>
+            </w:tcMar>
+          </w:tcPr>
+          <w:p>
+            <w:pPr>
+              <w:spacing w:before="0" w:after="40" w:line="288" w:lineRule="auto"/>
+              <w:jc w:val="both"/>
+            </w:pPr>
+            <w:r>
+              <w:rPr>
+                <w:rFonts w:ascii="Arial" w:hAnsi="Arial"/>
+                <w:b/>
+                <w:sz w:val="21"/>
+              </w:rPr>
+              <w:t>Kerahasiaan dan Keamanan Dokumen:</w:t>
+            </w:r>
+            <w:r>
+              <w:rPr>
+                <w:rFonts w:ascii="Arial" w:hAnsi="Arial"/>
+                <w:sz w:val="21"/>
+              </w:rPr>
+              <w:t xml:space="preserve"> Proses penyiapan dokumen tender, Harga Perkiraan Sendiri (HPS), dan administrasi kontrak SPPG bersifat rahasia dan strategis sehingga harus dikelola langsung oleh perangkat internal Satuan Kerja.</w:t>
+            </w:r>
+          </w:p>
+        </w:tc>
+      </w:tr>
+    </w:tbl>
+    <w:p>
+      <w:pPr>
+        <w:spacing w:before="0" w:after="80"/>
+      </w:pPr>
     </w:p>
     <w:p>
       <w:pPr>
-        <w:spacing w:before="200" w:after="40"/>
+        <w:keepNext/>
+        <w:spacing w:before="160" w:after="80"/>
+        <w:jc w:val="left"/>
       </w:pPr>
       <w:r>
         <w:rPr>
@@ -465,202 +1155,153 @@
           <w:b/>
           <w:sz w:val="21"/>
         </w:rPr>
-        <w:t>IV. DASAR PEMILIHAN METODE SWAKELOLA TIPE I</w:t>
+        <w:t>IV. KESIMPULAN DAN PENETAPAN</w:t>
       </w:r>
     </w:p>
     <w:p>
       <w:pPr>
-        <w:spacing w:before="0" w:after="120"/>
+        <w:spacing w:before="0" w:after="120" w:line="300" w:lineRule="auto"/>
+        <w:jc w:val="both"/>
       </w:pPr>
       <w:r>
         <w:rPr>
           <w:rFonts w:ascii="Arial" w:hAnsi="Arial"/>
-          <w:sz w:val="19"/>
-        </w:rPr>
-        <w:t>Sesuai ketentuan Peraturan Presiden No. 16 Tahun 2018 tentang Pengadaan Barang/Jasa Pemerintah sebagaimana diubah dengan Perpres No. 12 Tahun 2021 dan Peraturan LKPP No. 3 Tahun 2021 tentang Pedoman Swakelola:</w:t>
-        <w:br/>
-        <w:t>1. Pasal 1 angka 23 menetapkan bahwa Swakelola adalah cara memperoleh barang/jasa yang dikerjakan sendiri oleh K/L/PD, K/L/PD lain, ormas, atau kelompok masyarakat.</w:t>
-        <w:br/>
-        <w:t>2. Pasal 5 ayat (1) huruf a menetapkan Swakelola Tipe I yaitu Swakelola yang direncanakan, dilaksanakan, dan diawasi oleh K/L/PD penanggung jawab anggaran.</w:t>
-        <w:br/>
-        <w:t>3. Pemilihan metode Swakelola Tipe I didasarkan pada pertimbangan bahwa tugas administrasi dan pendampingan ini melekat secara organik pada tugas dan fungsi Satker Pelaksanaan Prasarana Strategis Riau, membutuhkan koordinasi kedinasan internal yang fleksibel, dan personil Satker memiliki kompetensi teknis serta manajerial yang memadai.</w:t>
-      </w:r>
-    </w:p>
-    <w:p>
-      <w:pPr>
-        <w:spacing w:before="200" w:after="40"/>
-      </w:pPr>
-      <w:r>
-        <w:rPr>
-          <w:rFonts w:ascii="Arial" w:hAnsi="Arial"/>
-          <w:b/>
+          <w:b w:val="0"/>
           <w:sz w:val="21"/>
         </w:rPr>
-        <w:t>V. ANALISIS KELAYAKAN TEKNIS DAN SUMBER DAYA</w:t>
-      </w:r>
-    </w:p>
-    <w:p>
-      <w:pPr>
-        <w:spacing w:before="0" w:after="120"/>
-      </w:pPr>
-      <w:r>
-        <w:rPr>
-          <w:rFonts w:ascii="Arial" w:hAnsi="Arial"/>
-          <w:sz w:val="19"/>
-        </w:rPr>
-        <w:t>1. Personel: Satker memiliki personil teknis bidang cipta karya/prasarana strategis, pengelola keuangan APBN tersertifikasi, dan pengawas internal.</w:t>
-        <w:br/>
-        <w:t>2. Sarana dan Prasarana: Didukung fasilitas kantor Satker, komputer, alat ukur/survei, dan kendaraan operasional dinas.</w:t>
-        <w:br/>
-        <w:t>3. Anggaran: Anggaran tersedia pada DIPA APBN Satker PPS Riau TA 2025 pada mata anggaran belanja bahan (521211) dan belanja perjalanan dinas (524111 dan 524113).</w:t>
-      </w:r>
-    </w:p>
-    <w:p>
-      <w:pPr>
-        <w:spacing w:before="200" w:after="40"/>
-      </w:pPr>
-      <w:r>
-        <w:rPr>
-          <w:rFonts w:ascii="Arial" w:hAnsi="Arial"/>
-          <w:b/>
-          <w:sz w:val="21"/>
-        </w:rPr>
-        <w:t>VI. KESIMPULAN DAN REKOMENDASI</w:t>
-      </w:r>
-    </w:p>
-    <w:p>
-      <w:pPr>
-        <w:spacing w:before="0" w:after="120"/>
-      </w:pPr>
-      <w:r>
-        <w:rPr>
-          <w:rFonts w:ascii="Arial" w:hAnsi="Arial"/>
-          <w:sz w:val="19"/>
-        </w:rPr>
-        <w:t>Berdasarkan hasil identifikasi kebutuhan, analisis regulasi, dan ketersediaan sumber daya, disimpulkan bahwa kegiatan Administrasi Kegiatan Pembangunan Gedung SPPG Provinsi Riau TA 2025 sangat layak dan tepat dilaksanakan dengan metode SWAKELOLA TIPE I.</w:t>
-      </w:r>
-    </w:p>
-    <w:p>
-      <w:pPr>
-        <w:spacing w:before="280" w:after="80"/>
-        <w:jc w:val="right"/>
-      </w:pPr>
-      <w:r>
-        <w:rPr>
-          <w:rFonts w:ascii="Arial" w:hAnsi="Arial"/>
-          <w:sz w:val="20"/>
-        </w:rPr>
-        <w:t>Pekanbaru, 22 September 2025</w:t>
+        <w:t>Berdasarkan hasil identifikasi kebutuhan dan analisis teknis di atas, Pejabat Pembuat Komitmen (PPK) bersama Kuasa Pengguna Anggaran (KPA) menetapkan bahwa paket kegiatan Administrasi Kegiatan Pembangunan Gedung SPPG Provinsi Riau Tahun Anggaran 2025 dilaksanakan dengan metode Swakelola Tipe I.</w:t>
       </w:r>
     </w:p>
     <w:tbl>
       <w:tblPr>
         <w:tblW w:type="auto" w:w="0"/>
         <w:jc w:val="center"/>
+        <w:tblLayout w:type="fixed"/>
         <w:tblLook w:firstColumn="1" w:firstRow="1" w:lastColumn="0" w:lastRow="0" w:noHBand="0" w:noVBand="1" w:val="04A0"/>
+        <w:tblBorders>
+          <w:top w:val="none" w:sz="0" w:space="0" w:color="auto"/>
+          <w:left w:val="none" w:sz="0" w:space="0" w:color="auto"/>
+          <w:bottom w:val="none" w:sz="0" w:space="0" w:color="auto"/>
+          <w:right w:val="none" w:sz="0" w:space="0" w:color="auto"/>
+          <w:insideH w:val="none" w:sz="0" w:space="0" w:color="auto"/>
+          <w:insideV w:val="none" w:sz="0" w:space="0" w:color="auto"/>
+        </w:tblBorders>
       </w:tblPr>
       <w:tblGrid>
-        <w:gridCol w:w="4608"/>
-        <w:gridCol w:w="4608"/>
+        <w:gridCol w:w="4677"/>
+        <w:gridCol w:w="4677"/>
       </w:tblGrid>
       <w:tr>
+        <w:trPr>
+          <w:cantSplit/>
+        </w:trPr>
         <w:tc>
           <w:tcPr>
-            <w:tcW w:type="dxa" w:w="4320"/>
+            <w:tcW w:type="dxa" w:w="4677"/>
           </w:tcPr>
           <w:p>
             <w:pPr>
-              <w:jc w:val="center"/>
+              <w:spacing w:before="160" w:line="276" w:lineRule="auto"/>
+              <w:jc w:val="left"/>
             </w:pPr>
             <w:r>
               <w:rPr>
                 <w:rFonts w:ascii="Arial" w:hAnsi="Arial"/>
+                <w:sz w:val="21"/>
+              </w:rPr>
+              <w:t>Mengetahui / Menyetujui,</w:t>
+              <w:br/>
+            </w:r>
+            <w:r>
+              <w:rPr>
+                <w:rFonts w:ascii="Arial" w:hAnsi="Arial"/>
                 <w:b/>
-                <w:sz w:val="20"/>
+                <w:sz w:val="21"/>
               </w:rPr>
-              <w:t>Pejabat Pembuat Komitmen</w:t>
+              <w:t>Kuasa Pengguna Anggaran / Kepala Satuan Kerja</w:t>
               <w:br/>
-              <w:t>Pelaksanaan Prasarana Strategis</w:t>
+              <w:t>Pelaksanaan Prasarana Strategis Riau,</w:t>
+              <w:br/>
+              <w:br/>
+              <w:br/>
+              <w:br/>
+            </w:r>
+            <w:r>
+              <w:rPr>
+                <w:rFonts w:ascii="Arial" w:hAnsi="Arial"/>
+                <w:b/>
+                <w:sz w:val="21"/>
+                <w:u w:val="single"/>
+              </w:rPr>
+              <w:t>Muhammad Yudi Prasetya, S.T.</w:t>
+              <w:br/>
+            </w:r>
+            <w:r>
+              <w:rPr>
+                <w:rFonts w:ascii="Arial" w:hAnsi="Arial"/>
+                <w:sz w:val="21"/>
+              </w:rPr>
+              <w:t>NIP. 19800214 201412 1 002</w:t>
             </w:r>
           </w:p>
         </w:tc>
         <w:tc>
           <w:tcPr>
-            <w:tcW w:type="dxa" w:w="4320"/>
+            <w:tcW w:type="dxa" w:w="4677"/>
           </w:tcPr>
           <w:p>
             <w:pPr>
-              <w:jc w:val="center"/>
+              <w:spacing w:before="160" w:line="276" w:lineRule="auto"/>
+              <w:jc w:val="left"/>
             </w:pPr>
             <w:r>
               <w:rPr>
                 <w:rFonts w:ascii="Arial" w:hAnsi="Arial"/>
-                <w:b/>
-                <w:sz w:val="20"/>
+                <w:sz w:val="21"/>
               </w:rPr>
-              <w:t>Mengetahui,</w:t>
+              <w:t>Pekanbaru, 22 September 2025</w:t>
               <w:br/>
-              <w:t>Kepala Satuan Kerja</w:t>
+              <w:t>Disusun oleh,</w:t>
               <w:br/>
-              <w:t>Pelaksanaan Prasarana Strategis Riau</w:t>
             </w:r>
-          </w:p>
-        </w:tc>
-      </w:tr>
-      <w:tr>
-        <w:tc>
-          <w:tcPr>
-            <w:tcW w:type="dxa" w:w="4320"/>
-          </w:tcPr>
-          <w:p>
-            <w:pPr>
-              <w:jc w:val="center"/>
-            </w:pPr>
             <w:r>
               <w:rPr>
                 <w:rFonts w:ascii="Arial" w:hAnsi="Arial"/>
                 <w:b/>
-                <w:sz w:val="20"/>
+                <w:sz w:val="21"/>
               </w:rPr>
+              <w:t>Pejabat Pembuat Komitmen (PPK)</w:t>
+              <w:br/>
+              <w:t>Satker Pelaksanaan Prasarana Strategis Riau,</w:t>
               <w:br/>
               <w:br/>
               <w:br/>
               <w:br/>
-              <w:t>Nurhidayat Nugroho, S.Ars.</w:t>
-              <w:br/>
-              <w:t>NIP. 19901221 201802 1 001</w:t>
             </w:r>
-          </w:p>
-        </w:tc>
-        <w:tc>
-          <w:tcPr>
-            <w:tcW w:type="dxa" w:w="4320"/>
-          </w:tcPr>
-          <w:p>
-            <w:pPr>
-              <w:jc w:val="center"/>
-            </w:pPr>
             <w:r>
               <w:rPr>
                 <w:rFonts w:ascii="Arial" w:hAnsi="Arial"/>
                 <w:b/>
-                <w:sz w:val="20"/>
+                <w:sz w:val="21"/>
+                <w:u w:val="single"/>
               </w:rPr>
+              <w:t>Nurhidayat Nugroho, S.Ars.</w:t>
               <w:br/>
-              <w:br/>
-              <w:br/>
-              <w:br/>
-              <w:t>Muhammad Yudi Prasetya, S.T.</w:t>
-              <w:br/>
-              <w:t>NIP. 19800214 201412 1 002</w:t>
+            </w:r>
+            <w:r>
+              <w:rPr>
+                <w:rFonts w:ascii="Arial" w:hAnsi="Arial"/>
+                <w:sz w:val="21"/>
+              </w:rPr>
+              <w:t>NIP. 19901221 201802 1 001</w:t>
             </w:r>
           </w:p>
         </w:tc>
       </w:tr>
     </w:tbl>
     <w:sectPr>
-      <w:pgSz w:w="12240" w:h="15840"/>
-      <w:pgMar w:top="1440" w:right="1800" w:bottom="1440" w:left="1800" w:header="720" w:footer="720" w:gutter="0"/>
+      <w:pgSz w:w="11906" w:h="16838"/>
+      <w:pgMar w:top="1020" w:right="1276" w:bottom="1134" w:left="1276" w:header="720" w:footer="720" w:gutter="0"/>
       <w:cols w:space="720"/>
       <w:docGrid w:linePitch="360"/>
     </w:sectPr>
@@ -1031,6 +1672,14 @@
     <w:name w:val="Normal"/>
     <w:qFormat/>
     <w:rsid w:val="00FC693F"/>
+    <w:pPr>
+      <w:spacing w:line="288" w:lineRule="auto" w:after="80"/>
+    </w:pPr>
+    <w:rPr>
+      <w:rFonts w:ascii="Arial" w:hAnsi="Arial"/>
+      <w:color w:val="000000"/>
+      <w:sz w:val="21"/>
+    </w:rPr>
   </w:style>
   <w:style w:type="paragraph" w:styleId="Header">
     <w:name w:val="header"/>
